--- a/content/sop/docx/SOP-101 Store Opening Procedure.docx
+++ b/content/sop/docx/SOP-101 Store Opening Procedure.docx
@@ -23,7 +23,7 @@
         <w:pStyle w:val="DocumentMeta"/>
       </w:pPr>
       <w:r>
-        <w:t xml:space="preserve">Owner: Brightpath Convenience - Northgate District Operations</w:t>
+        <w:t xml:space="preserve">Owner: Circle K - Northgate District Operations</w:t>
       </w:r>
     </w:p>
     <w:p>
@@ -49,7 +49,7 @@
     </w:p>
     <w:p>
       <w:r>
-        <w:t xml:space="preserve">Applies to the opening associate and the shift lead at Brightpath Convenience Store 223. The opening routine starts 45 minutes before the posted opening time.</w:t>
+        <w:t xml:space="preserve">Applies to the opening associate and the shift lead at Circle K Store 223. The opening routine starts 45 minutes before the posted opening time.</w:t>
       </w:r>
     </w:p>
     <w:p>
